--- a/tillsyn/A 17770-2026 tillsynsbegäran.docx
+++ b/tillsyn/A 17770-2026 tillsynsbegäran.docx
@@ -1127,7 +1127,7 @@
     <w:r>
       <w:tab/>
       <w:tab/>
-      <w:t>2026-09-14</w:t>
+      <w:t>2026-09-15</w:t>
       <w:br/>
       <w:br/>
     </w:r>

--- a/tillsyn/A 17770-2026 tillsynsbegäran.docx
+++ b/tillsyn/A 17770-2026 tillsynsbegäran.docx
@@ -1127,7 +1127,7 @@
     <w:r>
       <w:tab/>
       <w:tab/>
-      <w:t>2026-09-15</w:t>
+      <w:t>2026-09-16</w:t>
       <w:br/>
       <w:br/>
     </w:r>

--- a/tillsyn/A 17770-2026 tillsynsbegäran.docx
+++ b/tillsyn/A 17770-2026 tillsynsbegäran.docx
@@ -1127,7 +1127,7 @@
     <w:r>
       <w:tab/>
       <w:tab/>
-      <w:t>2026-09-16</w:t>
+      <w:t>2026-09-17</w:t>
       <w:br/>
       <w:br/>
     </w:r>

--- a/tillsyn/A 17770-2026 tillsynsbegäran.docx
+++ b/tillsyn/A 17770-2026 tillsynsbegäran.docx
@@ -1127,7 +1127,7 @@
     <w:r>
       <w:tab/>
       <w:tab/>
-      <w:t>2026-09-17</w:t>
+      <w:t>2026-09-18</w:t>
       <w:br/>
       <w:br/>
     </w:r>

--- a/tillsyn/A 17770-2026 tillsynsbegäran.docx
+++ b/tillsyn/A 17770-2026 tillsynsbegäran.docx
@@ -1127,7 +1127,7 @@
     <w:r>
       <w:tab/>
       <w:tab/>
-      <w:t>2026-09-18</w:t>
+      <w:t>2026-09-19</w:t>
       <w:br/>
       <w:br/>
     </w:r>

--- a/tillsyn/A 17770-2026 tillsynsbegäran.docx
+++ b/tillsyn/A 17770-2026 tillsynsbegäran.docx
@@ -1127,7 +1127,7 @@
     <w:r>
       <w:tab/>
       <w:tab/>
-      <w:t>2026-09-19</w:t>
+      <w:t>2026-09-21</w:t>
       <w:br/>
       <w:br/>
     </w:r>

--- a/tillsyn/A 17770-2026 tillsynsbegäran.docx
+++ b/tillsyn/A 17770-2026 tillsynsbegäran.docx
@@ -1127,7 +1127,7 @@
     <w:r>
       <w:tab/>
       <w:tab/>
-      <w:t>2026-09-21</w:t>
+      <w:t>2026-09-23</w:t>
       <w:br/>
       <w:br/>
     </w:r>

--- a/tillsyn/A 17770-2026 tillsynsbegäran.docx
+++ b/tillsyn/A 17770-2026 tillsynsbegäran.docx
@@ -22,7 +22,7 @@
       <w:r>
         <w:drawing>
           <wp:inline xmlns:a="http://schemas.openxmlformats.org/drawingml/2006/main" xmlns:pic="http://schemas.openxmlformats.org/drawingml/2006/picture">
-            <wp:extent cx="5486400" cy="4587082"/>
+            <wp:extent cx="5486400" cy="4596510"/>
             <wp:docPr id="1" name="Picture 1"/>
             <wp:cNvGraphicFramePr>
               <a:graphicFrameLocks noChangeAspect="1"/>
@@ -43,7 +43,7 @@
                   <pic:spPr>
                     <a:xfrm>
                       <a:off x="0" y="0"/>
-                      <a:ext cx="5486400" cy="4587082"/>
+                      <a:ext cx="5486400" cy="4596510"/>
                     </a:xfrm>
                     <a:prstGeom prst="rect"/>
                   </pic:spPr>
@@ -65,7 +65,7 @@
     </w:p>
     <w:p>
       <w:r>
-        <w:t>I och inom 2 meter från avverkningsanmälan finns fynd av 6 naturvårdsarter, varav 5 är rödlistade, 3 är fridlysta och 5 är typiska (T): garnlav (VU, T), gräddporing (VU, T), rosenticka (NT, T), talltita (NT, §4), tretåig hackspett (NT, T, §4) och spillkråka (T, §4). Se Figur 1.</w:t>
+        <w:t>I och inom 2 meter från avverkningsanmälan finns fynd av 10 naturvårdsarter, varav 8 är rödlistade, 4 är fridlysta och 9 är typiska (T): garnlav (VU, T), gräddporing (VU, T), gammelgransskål (NT, T), harticka (NT, T), rosenticka (NT, T), talltita (NT, §4), tretåig hackspett (NT, T, §4), ullticka (NT, T), järpe (T, §4) och spillkråka (T, §4). Se Figur 1.</w:t>
       </w:r>
     </w:p>
     <w:p>
@@ -158,6 +158,55 @@
         <w:rPr>
           <w:b/>
         </w:rPr>
+        <w:t>Gammelgransskål (NT)</w:t>
+      </w:r>
+      <w:r>
+        <w:t xml:space="preserve"> är en liten skålsvamp som växer på gamla granar med skrovlig bark. Typiska växtplatser är gransumpskog i myrkanter, bäckdråg, bäckraviner och skuggiga bergssluttningar, men också skog på torrare mark kan hysa arten om beståndet har stark naturskogskaraktär. Bestånd med arten bör behandlas som nyckelbiotoper och sparas vid en slutavverkning. Även gallring bör undvikas. Gammelgransskål är typisk art för </w:t>
+      </w:r>
+      <w:r>
+        <w:rPr>
+          <w:i/>
+        </w:rPr>
+        <w:t>9010 Taiga</w:t>
+      </w:r>
+      <w:r>
+        <w:t xml:space="preserve"> (SLU Artdatabanken, 2024; Nitare &amp; Skogsstyrelsen, 2019).</w:t>
+      </w:r>
+    </w:p>
+    <w:p>
+      <w:r>
+        <w:rPr>
+          <w:b/>
+        </w:rPr>
+        <w:t>Harticka (NT)</w:t>
+      </w:r>
+      <w:r>
+        <w:t xml:space="preserve"> är normalt en mycket bra signalart för granskogar med höga naturvärden. Även när svampen påträffas i mer påverkade skogar är det nästan alltid fråga om skogsmiljöer i sena successionsstadier med höga naturvärden. Skogsskötselåtgärder på eller i omedelbar närhet av växtplatserna kan innebära ett hot mot arten. Harticka är typisk art för </w:t>
+      </w:r>
+      <w:r>
+        <w:rPr>
+          <w:i/>
+        </w:rPr>
+        <w:t xml:space="preserve">9010 Taiga, 9050 Näringsrik granskog </w:t>
+      </w:r>
+      <w:r>
+        <w:t xml:space="preserve">och </w:t>
+      </w:r>
+      <w:r>
+        <w:rPr>
+          <w:i/>
+        </w:rPr>
+        <w:t>9030 Landhöjningsskog</w:t>
+      </w:r>
+      <w:r>
+        <w:t xml:space="preserve"> (SLU Artdatabanken, 2024; Nitare &amp; Skogsstyrelsen, 2019).</w:t>
+      </w:r>
+    </w:p>
+    <w:p>
+      <w:r>
+        <w:rPr>
+          <w:b/>
+        </w:rPr>
         <w:t>Rosenticka (NT)</w:t>
       </w:r>
       <w:r>
@@ -220,6 +269,91 @@
       </w:r>
       <w:r>
         <w:t xml:space="preserve"> (Skogsstyrelsen, 2016; SLU Artdatabanken, 2024).</w:t>
+      </w:r>
+    </w:p>
+    <w:p>
+      <w:r>
+        <w:rPr>
+          <w:b/>
+        </w:rPr>
+        <w:t>Ullticka (NT)</w:t>
+      </w:r>
+      <w:r>
+        <w:t xml:space="preserve"> är knuten till restbestånd av barrnaturskog och förekommer med ett tydligt optimum i orörda eller måttligt påverkade gamla granskogar där det föreligger viss kontinuitet av grov död ved. Ullticka är en bra signalart inom hela sitt utbredningsområde och i södra Sverige är den sällsynt och en god signalart för skyddsvärda granskogsmiljöer. Den hotas av avverkning och fragmentering av naturskog och äldre granskog med lång trädkontinuitet. På ullticka kan ibland ulltickeporing (VU) påträffas - det är en sällsynt ticka som nyligen delats upp i de tre olika arterna ulltickeporing </w:t>
+      </w:r>
+      <w:r>
+        <w:rPr>
+          <w:i/>
+        </w:rPr>
+        <w:t xml:space="preserve">Skeletocutis brevispora </w:t>
+      </w:r>
+      <w:r>
+        <w:t>(VU)</w:t>
+      </w:r>
+      <w:r>
+        <w:rPr>
+          <w:i/>
+        </w:rPr>
+        <w:t>, Skeletocutis delicata</w:t>
+      </w:r>
+      <w:r>
+        <w:t xml:space="preserve"> (VU)</w:t>
+      </w:r>
+      <w:r>
+        <w:rPr>
+          <w:i/>
+        </w:rPr>
+        <w:t xml:space="preserve"> och Skeletocutis exilis</w:t>
+      </w:r>
+      <w:r>
+        <w:t xml:space="preserve"> (NT). Ullticka är typisk art för </w:t>
+      </w:r>
+      <w:r>
+        <w:rPr>
+          <w:i/>
+        </w:rPr>
+        <w:t xml:space="preserve">9010 Taiga, 9050 Näringsrik granskog </w:t>
+      </w:r>
+      <w:r>
+        <w:t xml:space="preserve">och </w:t>
+      </w:r>
+      <w:r>
+        <w:rPr>
+          <w:i/>
+        </w:rPr>
+        <w:t>9030 Landhöjningsskog</w:t>
+      </w:r>
+      <w:r>
+        <w:t xml:space="preserve"> (SLU Artdatabanken, 2026; Nitare &amp; Skogsstyrelsen, 2019; Miettinen &amp; Niemelä, 2018).</w:t>
+      </w:r>
+    </w:p>
+    <w:p>
+      <w:r>
+        <w:rPr>
+          <w:b/>
+        </w:rPr>
+        <w:t>Järpe (§4)</w:t>
+      </w:r>
+      <w:r>
+        <w:t xml:space="preserve">, som är upptagen i bilaga 1 och 2 EU:s fågeldirektiv, är mycket stationär inom sitt revir som är minst 25 hektar stort. Livsmiljöerna utgörs av tät barrskog med inblandning av lövträd och en väl utvecklad flerskiktad struktur med bärris och yngre eller undertryckta, täta granar i ett lägre skikt, ofta utmed bäckar och åar inne i den skyddande granskogen. Den överlever inte om dess livsmiljö kalavverkas och är även känslig för röjning, gallring och avverkning där unga granar och lövträd inte sparas i tillräcklig omfattning. Arten finns i sammanhängande grandominerad skog över hela Sverige men förekomsterna är betydligt glesare i Götaland än i övriga landet. Järpe är typisk art för </w:t>
+      </w:r>
+      <w:r>
+        <w:rPr>
+          <w:i/>
+        </w:rPr>
+        <w:t xml:space="preserve">9010 Taiga, 9080 Lövsumpskog </w:t>
+      </w:r>
+      <w:r>
+        <w:t xml:space="preserve">och </w:t>
+      </w:r>
+      <w:r>
+        <w:rPr>
+          <w:i/>
+        </w:rPr>
+        <w:t xml:space="preserve">9740 Skogsbevuxen myr </w:t>
+      </w:r>
+      <w:r>
+        <w:t>(SLU Artdatabanken, 2026).</w:t>
       </w:r>
     </w:p>
     <w:p>
@@ -288,7 +422,7 @@
     </w:p>
     <w:p>
       <w:r>
-        <w:t>Följande typiska arter har sina livsmiljöer och växtplatser i den avverkningsanmälda skogen: garnlav (VU, T), gräddporing (VU, T), rosenticka (NT, T), tretåig hackspett (NT, T, §4) och spillkråka (T, §4).</w:t>
+        <w:t>Följande typiska arter har sina livsmiljöer och växtplatser i den avverkningsanmälda skogen: garnlav (VU, T), gräddporing (VU, T), gammelgransskål (NT, T), harticka (NT, T), rosenticka (NT, T), tretåig hackspett (NT, T, §4), ullticka (NT, T), järpe (T, §4) och spillkråka (T, §4).</w:t>
       </w:r>
     </w:p>
     <w:p>
@@ -677,6 +811,64 @@
       </w:r>
       <w:r>
         <w:t>Acta Ornithologica 40(1): 53–60.</w:t>
+      </w:r>
+    </w:p>
+    <w:p>
+      <w:pPr>
+        <w:pStyle w:val="Heading1"/>
+      </w:pPr>
+      <w:r>
+        <w:t>Järpe – ekologi samt krav på livsmiljön</w:t>
+      </w:r>
+    </w:p>
+    <w:p>
+      <w:r>
+        <w:t>Järpe är fridlyst enligt 4§ artskyddsförordningen och upptagen i bilaga 1 och 2 EU:s fågeldirektiv. Den finns i sammanhängande grandominerad skog över hela Sverige men förekomsterna är betydligt glesare i Götaland än i övriga landet. Järpen har sina livsmiljöer i tät barrskog med inblandning av lövträd och en väl utvecklad flerskiktad struktur med bärris och yngre eller undertryckta, täta granar i ett lägre skikt, ofta utmed bäckar och åar inne i den skyddande granskogen (SLU Artdatabanken, 2026).</w:t>
+      </w:r>
+    </w:p>
+    <w:p>
+      <w:r>
+        <w:t xml:space="preserve">Arten behöver lämpliga skogsbestånd om sammanlagt minst 25 hektar. Den är mycket stationär inom sitt revir och när ett par etablerat sig stannar de så länge miljön är intakt. Den undviker öppen mark och förﬂyttar sig sällan över större öppna myrar eller åkermark, och är därför känslig för fragmentering. Järpen överlever inte om dess livsmiljö kalavverkas och är även känslig för röjning, gallring och avverkning där unga granar och lövträd inte sparas i tillräcklig omfattning.  Järpe är typisk art för </w:t>
+      </w:r>
+      <w:r>
+        <w:rPr>
+          <w:i/>
+        </w:rPr>
+        <w:t>9010 Taiga, 9740 Skogsbevuxen myr</w:t>
+      </w:r>
+      <w:r>
+        <w:t xml:space="preserve"> och </w:t>
+      </w:r>
+      <w:r>
+        <w:rPr>
+          <w:i/>
+        </w:rPr>
+        <w:t>9080 Lövsumpskog</w:t>
+      </w:r>
+      <w:r>
+        <w:t xml:space="preserve"> (SLU Artdatabanken, 2026).</w:t>
+      </w:r>
+    </w:p>
+    <w:p>
+      <w:pPr>
+        <w:pStyle w:val="Heading2"/>
+      </w:pPr>
+      <w:r>
+        <w:t>Referenser – järpe</w:t>
+      </w:r>
+    </w:p>
+    <w:p>
+      <w:r>
+        <w:t xml:space="preserve">SLU Artdatabanken, 2026. </w:t>
+      </w:r>
+      <w:r>
+        <w:rPr>
+          <w:i/>
+        </w:rPr>
+        <w:t xml:space="preserve">Artfaktablad. Naturvård – artfakta. </w:t>
+      </w:r>
+      <w:r>
+        <w:t>SLU Artdatabanken, Uppsala</w:t>
       </w:r>
     </w:p>
     <w:p>
@@ -1127,7 +1319,7 @@
     <w:r>
       <w:tab/>
       <w:tab/>
-      <w:t>2026-09-23</w:t>
+      <w:t>2026-09-24</w:t>
       <w:br/>
       <w:br/>
     </w:r>

--- a/tillsyn/A 17770-2026 tillsynsbegäran.docx
+++ b/tillsyn/A 17770-2026 tillsynsbegäran.docx
@@ -1319,7 +1319,7 @@
     <w:r>
       <w:tab/>
       <w:tab/>
-      <w:t>2026-09-24</w:t>
+      <w:t>2026-09-25</w:t>
       <w:br/>
       <w:br/>
     </w:r>

--- a/tillsyn/A 17770-2026 tillsynsbegäran.docx
+++ b/tillsyn/A 17770-2026 tillsynsbegäran.docx
@@ -1319,7 +1319,7 @@
     <w:r>
       <w:tab/>
       <w:tab/>
-      <w:t>2026-09-25</w:t>
+      <w:t>2026-09-26</w:t>
       <w:br/>
       <w:br/>
     </w:r>

--- a/tillsyn/A 17770-2026 tillsynsbegäran.docx
+++ b/tillsyn/A 17770-2026 tillsynsbegäran.docx
@@ -1319,7 +1319,7 @@
     <w:r>
       <w:tab/>
       <w:tab/>
-      <w:t>2026-09-26</w:t>
+      <w:t>2026-09-27</w:t>
       <w:br/>
       <w:br/>
     </w:r>

--- a/tillsyn/A 17770-2026 tillsynsbegäran.docx
+++ b/tillsyn/A 17770-2026 tillsynsbegäran.docx
@@ -1319,7 +1319,7 @@
     <w:r>
       <w:tab/>
       <w:tab/>
-      <w:t>2026-09-27</w:t>
+      <w:t>2026-09-28</w:t>
       <w:br/>
       <w:br/>
     </w:r>
